--- a/reports/report_cctv_20260112.docx
+++ b/reports/report_cctv_20260112.docx
@@ -7,7 +7,7 @@
         <w:pStyle w:val="Heading2"/>
       </w:pPr>
       <w:r>
-        <w:t>BÁO CÁO TỔNG HỢP CCTV 2026-01-04 ~ 2026-01-11</w:t>
+        <w:t>BÁO CÁO CCTV: 2026-01-04 ~ 2026-01-11</w:t>
       </w:r>
     </w:p>
     <w:tbl>
@@ -2476,7 +2476,7 @@
         <w:pStyle w:val="Heading2"/>
       </w:pPr>
       <w:r>
-        <w:t>Các CCTV Bị trục trặc/ lỗi</w:t>
+        <w:t>Các CCTV bị trục trặc/hỏng</w:t>
       </w:r>
     </w:p>
     <w:tbl>
